--- a/Well-and-Good-Websites-Copy-Deck-Revised-2026-06-16.docx
+++ b/Well-and-Good-Websites-Copy-Deck-Revised-2026-06-16.docx
@@ -1066,13 +1066,6 @@
       </w:r>
     </w:p>
     <w:p>
-      <w:r>
-        <w:rPr>
-          <w:i/>
-        </w:rPr>
-      </w:r>
-    </w:p>
-    <w:p>
       <w:pPr>
         <w:pStyle w:val="ListBullet"/>
       </w:pPr>
@@ -1113,13 +1106,6 @@
       </w:r>
     </w:p>
     <w:p>
-      <w:r>
-        <w:rPr>
-          <w:i/>
-        </w:rPr>
-      </w:r>
-    </w:p>
-    <w:p>
       <w:pPr>
         <w:pStyle w:val="ListBullet"/>
       </w:pPr>
@@ -1158,13 +1144,6 @@
           <w:sz w:val="26"/>
         </w:rPr>
         <w:t>Premium — $1,497</w:t>
-      </w:r>
-    </w:p>
-    <w:p>
-      <w:r>
-        <w:rPr>
-          <w:i/>
-        </w:rPr>
       </w:r>
     </w:p>
     <w:p>
@@ -1424,13 +1403,6 @@
       </w:r>
     </w:p>
     <w:p>
-      <w:r>
-        <w:rPr>
-          <w:i/>
-        </w:rPr>
-      </w:r>
-    </w:p>
-    <w:p>
       <w:pPr>
         <w:pStyle w:val="ListBullet"/>
       </w:pPr>
@@ -1479,13 +1451,6 @@
       </w:r>
     </w:p>
     <w:p>
-      <w:r>
-        <w:rPr>
-          <w:i/>
-        </w:rPr>
-      </w:r>
-    </w:p>
-    <w:p>
       <w:pPr>
         <w:pStyle w:val="ListBullet"/>
       </w:pPr>
@@ -1524,13 +1489,6 @@
           <w:sz w:val="26"/>
         </w:rPr>
         <w:t>Premium: $1,497</w:t>
-      </w:r>
-    </w:p>
-    <w:p>
-      <w:r>
-        <w:rPr>
-          <w:i/>
-        </w:rPr>
       </w:r>
     </w:p>
     <w:p>

--- a/Well-and-Good-Websites-Copy-Deck-Revised-2026-06-16.docx
+++ b/Well-and-Good-Websites-Copy-Deck-Revised-2026-06-16.docx
@@ -20,7 +20,7 @@
           <w:i/>
           <w:color w:val="555555"/>
         </w:rPr>
-        <w:t>Revised 2026-06-16 · reflects updated positioning (custom websites for small and medium businesses)</w:t>
+        <w:t>Revised 2026-06-16 · updated positioning, transparent pricing, and optional care plans (recurring)</w:t>
       </w:r>
     </w:p>
     <w:p>
@@ -61,6 +61,30 @@
       </w:pPr>
       <w:r>
         <w:t>Niagara/Toronto local SEO targeting kept intact (organic focus unchanged).</w:t>
+      </w:r>
+    </w:p>
+    <w:p>
+      <w:pPr>
+        <w:pStyle w:val="ListBullet"/>
+      </w:pPr>
+      <w:r>
+        <w:t>NEW: optional recurring care plans (Essential / Growth / Pro) added to the homepage and woven into the FAQ — pricing left as $XX placeholders until you decide.</w:t>
+      </w:r>
+    </w:p>
+    <w:p>
+      <w:pPr>
+        <w:pStyle w:val="ListBullet"/>
+      </w:pPr>
+      <w:r>
+        <w:t>NEW: transparency wedge (“every price is on the page”) and “no lock-in / cancel anytime” folded through all pages — angles drawn from the competitor pricing analysis.</w:t>
+      </w:r>
+    </w:p>
+    <w:p>
+      <w:pPr>
+        <w:pStyle w:val="ListBullet"/>
+      </w:pPr>
+      <w:r>
+        <w:t>Kept OFF the site by design: margins, cost structure, “AI-built” as a lead message, and hard competitor price multiples (accuracy/legal risk).</w:t>
       </w:r>
     </w:p>
     <w:p>
@@ -369,6 +393,11 @@
     </w:p>
     <w:p>
       <w:r>
+        <w:t>Every price is on the page. Most agencies make you request a quote first — here you can decide before you ever call.</w:t>
+      </w:r>
+    </w:p>
+    <w:p>
+      <w:r>
         <w:rPr>
           <w:b/>
           <w:sz w:val="26"/>
@@ -550,6 +579,203 @@
         <w:pStyle w:val="Heading2"/>
       </w:pPr>
       <w:r>
+        <w:t>Live — and looked after.</w:t>
+      </w:r>
+    </w:p>
+    <w:p>
+      <w:r>
+        <w:t>Your site is yours, with no lock-in. An optional care plan keeps it hosted, secure, backed up, and current — and small edits are included, not billed by the quarter-hour. Every price is published; cancel anytime, or pay yearly for two months free.</w:t>
+      </w:r>
+    </w:p>
+    <w:p>
+      <w:r>
+        <w:rPr>
+          <w:b/>
+          <w:sz w:val="26"/>
+        </w:rPr>
+        <w:t>Essential — $XX/mo  ($XXX/yr)</w:t>
+      </w:r>
+    </w:p>
+    <w:p>
+      <w:r>
+        <w:rPr>
+          <w:i/>
+        </w:rPr>
+        <w:t>Keep the site online, secure, and current.</w:t>
+      </w:r>
+    </w:p>
+    <w:p>
+      <w:pPr>
+        <w:pStyle w:val="ListBullet"/>
+      </w:pPr>
+      <w:r>
+        <w:t>Fast, secure hosting and SSL</w:t>
+      </w:r>
+    </w:p>
+    <w:p>
+      <w:pPr>
+        <w:pStyle w:val="ListBullet"/>
+      </w:pPr>
+      <w:r>
+        <w:t>Domain and uptime monitoring</w:t>
+      </w:r>
+    </w:p>
+    <w:p>
+      <w:pPr>
+        <w:pStyle w:val="ListBullet"/>
+      </w:pPr>
+      <w:r>
+        <w:t>Automatic backups</w:t>
+      </w:r>
+    </w:p>
+    <w:p>
+      <w:pPr>
+        <w:pStyle w:val="ListBullet"/>
+      </w:pPr>
+      <w:r>
+        <w:t>One content edit a month (hours, photos, text)</w:t>
+      </w:r>
+    </w:p>
+    <w:p>
+      <w:pPr>
+        <w:pStyle w:val="ListBullet"/>
+      </w:pPr>
+      <w:r>
+        <w:t>Email and Telegram support</w:t>
+      </w:r>
+    </w:p>
+    <w:p>
+      <w:r>
+        <w:rPr>
+          <w:b/>
+          <w:sz w:val="26"/>
+        </w:rPr>
+        <w:t>Growth — $XX/mo  ($XXX/yr)</w:t>
+      </w:r>
+      <w:r>
+        <w:rPr>
+          <w:b/>
+          <w:color w:val="1A534F"/>
+        </w:rPr>
+        <w:t xml:space="preserve">   ★ MOST POPULAR</w:t>
+      </w:r>
+    </w:p>
+    <w:p>
+      <w:r>
+        <w:rPr>
+          <w:i/>
+        </w:rPr>
+        <w:t>For businesses whose details change often.</w:t>
+      </w:r>
+    </w:p>
+    <w:p>
+      <w:pPr>
+        <w:pStyle w:val="ListBullet"/>
+      </w:pPr>
+      <w:r>
+        <w:t>Everything in Essential</w:t>
+      </w:r>
+    </w:p>
+    <w:p>
+      <w:pPr>
+        <w:pStyle w:val="ListBullet"/>
+      </w:pPr>
+      <w:r>
+        <w:t>Unlimited small content edits, 24–48 hour turnaround</w:t>
+      </w:r>
+    </w:p>
+    <w:p>
+      <w:pPr>
+        <w:pStyle w:val="ListBullet"/>
+      </w:pPr>
+      <w:r>
+        <w:t>Quarterly booking and link check</w:t>
+      </w:r>
+    </w:p>
+    <w:p>
+      <w:pPr>
+        <w:pStyle w:val="ListBullet"/>
+      </w:pPr>
+      <w:r>
+        <w:t>One seasonal refresh a year</w:t>
+      </w:r>
+    </w:p>
+    <w:p>
+      <w:r>
+        <w:rPr>
+          <w:b/>
+          <w:sz w:val="26"/>
+        </w:rPr>
+        <w:t>Pro — $XX/mo  ($XXX/yr)</w:t>
+      </w:r>
+    </w:p>
+    <w:p>
+      <w:r>
+        <w:rPr>
+          <w:i/>
+        </w:rPr>
+        <w:t>Your site plus an active local presence.</w:t>
+      </w:r>
+    </w:p>
+    <w:p>
+      <w:pPr>
+        <w:pStyle w:val="ListBullet"/>
+      </w:pPr>
+      <w:r>
+        <w:t>Everything in Growth</w:t>
+      </w:r>
+    </w:p>
+    <w:p>
+      <w:pPr>
+        <w:pStyle w:val="ListBullet"/>
+      </w:pPr>
+      <w:r>
+        <w:t>Google Business Profile management</w:t>
+      </w:r>
+    </w:p>
+    <w:p>
+      <w:pPr>
+        <w:pStyle w:val="ListBullet"/>
+      </w:pPr>
+      <w:r>
+        <w:t>Review-funnel upkeep</w:t>
+      </w:r>
+    </w:p>
+    <w:p>
+      <w:pPr>
+        <w:pStyle w:val="ListBullet"/>
+      </w:pPr>
+      <w:r>
+        <w:t>Light monthly local SEO with a plain-English performance note</w:t>
+      </w:r>
+    </w:p>
+    <w:p>
+      <w:pPr>
+        <w:pStyle w:val="ListBullet"/>
+      </w:pPr>
+      <w:r>
+        <w:t>Priority turnaround</w:t>
+      </w:r>
+    </w:p>
+    <w:p>
+      <w:r>
+        <w:t>New builds get the first month free on the matching plan. Prefer to handle your own updates? You can — single edits start at $XX, no plan required.</w:t>
+      </w:r>
+    </w:p>
+    <w:p>
+      <w:r>
+        <w:rPr>
+          <w:b/>
+          <w:color w:val="B00000"/>
+        </w:rPr>
+        <w:t>⚑ [CARE-PLAN PRICING NOT FINAL — $XX / $XXX are placeholders. Recommendation on the table: $19 / $39 / $79 monthly. Drop final numbers in here and in the FAQ once decided.]</w:t>
+      </w:r>
+    </w:p>
+    <w:p>
+      <w:pPr>
+        <w:pStyle w:val="Heading2"/>
+      </w:pPr>
+      <w:r>
         <w:t>Website design for local searches</w:t>
       </w:r>
     </w:p>
@@ -737,7 +963,7 @@
     </w:p>
     <w:p>
       <w:r>
-        <w:t>Well and Good Websites offers three clear packages: $497, $997, and $1,497. The right fit depends on how much copy, photography, booking flow, review support, and launch help your business needs.</w:t>
+        <w:t>Every price is published up front — no “request a quote” maze. The build is a one-time $497, $997, or $1,497, and the right fit depends on how much copy, photography, booking flow, review support, and launch help you need. Keeping the site online afterward is an optional care plan, also priced openly.</w:t>
       </w:r>
     </w:p>
     <w:p>
@@ -789,7 +1015,46 @@
     </w:p>
     <w:p>
       <w:r>
-        <w:t>Website builders can work if you have the time and confidence to write, design, structure, and launch the site yourself. Well and Good is for owners who want a custom site done quickly around their real business.</w:t>
+        <w:t>Website builders can work if you have the time and confidence to write, design, structure, and launch the site yourself. Well and Good is done for you — like the bigger online website services, but without a large setup fee or a $200-a-month plan — and built fast around your real business.</w:t>
+      </w:r>
+    </w:p>
+    <w:p>
+      <w:pPr>
+        <w:pStyle w:val="Heading3"/>
+      </w:pPr>
+      <w:r>
+        <w:t>What does it cost to keep my site online?</w:t>
+      </w:r>
+    </w:p>
+    <w:p>
+      <w:r>
+        <w:t>Hosting, security, backups, and small updates are handled through an optional care plan, published up front from $XX a month — no setup fee, no lock-in. Prefer not to subscribe? You can pay per edit instead.</w:t>
+      </w:r>
+    </w:p>
+    <w:p>
+      <w:pPr>
+        <w:pStyle w:val="Heading3"/>
+      </w:pPr>
+      <w:r>
+        <w:t>Can I change my site after it’s live?</w:t>
+      </w:r>
+    </w:p>
+    <w:p>
+      <w:r>
+        <w:t>Yes. Send the change by message — hours, a photo, a price, a new section — and I make it for you. On the Growth and Pro care plans, small edits are included instead of billed by the quarter-hour.</w:t>
+      </w:r>
+    </w:p>
+    <w:p>
+      <w:pPr>
+        <w:pStyle w:val="Heading3"/>
+      </w:pPr>
+      <w:r>
+        <w:t>Is there a contract or lock-in?</w:t>
+      </w:r>
+    </w:p>
+    <w:p>
+      <w:r>
+        <w:t>No. Care plans are month to month, you can cancel anytime, and you own your domain. Pay yearly if you’d like two months free — but you are never locked in.</w:t>
       </w:r>
     </w:p>
     <w:p>
@@ -1193,6 +1458,11 @@
     </w:p>
     <w:p>
       <w:r>
+        <w:t>Prices are published up front, and the optional care plan keeps your site current with no lock-in.</w:t>
+      </w:r>
+    </w:p>
+    <w:p>
+      <w:r>
         <w:rPr>
           <w:b/>
           <w:color w:val="1A534F"/>
@@ -1364,7 +1634,7 @@
     </w:p>
     <w:p>
       <w:r>
-        <w:t>Packages are visible from the start, so you can decide what level of help makes sense.</w:t>
+        <w:t>Every price is on the page — builds and care plans both. No “request a quote” maze, no surprise invoice. Most agencies nearby hide their pricing; here you decide before you ever call.</w:t>
       </w:r>
     </w:p>
     <w:p>
@@ -1521,6 +1791,20 @@
       </w:pPr>
       <w:r>
         <w:t>Priority launch support</w:t>
+      </w:r>
+    </w:p>
+    <w:p>
+      <w:r>
+        <w:t>Keeping the site online afterward is an optional care plan from $XX a month — published up front, cancel anytime, and you own your domain. No lock-in, ever.</w:t>
+      </w:r>
+    </w:p>
+    <w:p>
+      <w:r>
+        <w:rPr>
+          <w:b/>
+          <w:color w:val="B00000"/>
+        </w:rPr>
+        <w:t>⚑ [CARE-PLAN PRICING placeholder $XX — keep in sync with the homepage care section.]</w:t>
       </w:r>
     </w:p>
     <w:p>
@@ -1864,6 +2148,11 @@
     <w:p>
       <w:r>
         <w:t>Send your business name, what customers need to do next, and any current links. I’ll map the simplest useful website for you.</w:t>
+      </w:r>
+    </w:p>
+    <w:p>
+      <w:r>
+        <w:t>Clear prices up front, and an optional care plan to keep it current — month to month, no lock-in.</w:t>
       </w:r>
     </w:p>
     <w:p>

--- a/Well-and-Good-Websites-Copy-Deck-Revised-2026-06-16.docx
+++ b/Well-and-Good-Websites-Copy-Deck-Revised-2026-06-16.docx
@@ -11,7 +11,7 @@
           <w:b/>
           <w:sz w:val="48"/>
         </w:rPr>
-        <w:t>Well and Good Websites — Website Copy Deck</w:t>
+        <w:t>Well and Good Websites: Website Copy Deck</w:t>
       </w:r>
     </w:p>
     <w:p>
@@ -68,7 +68,7 @@
         <w:pStyle w:val="ListBullet"/>
       </w:pPr>
       <w:r>
-        <w:t>NEW: optional recurring care plans (Essential / Growth / Pro) added to the homepage and woven into the FAQ — pricing left as $XX placeholders until you decide.</w:t>
+        <w:t>NEW: optional recurring care plans (Essential / Growth / Pro) added to the homepage and woven into the FAQ, pricing left as $XX placeholders until you decide.</w:t>
       </w:r>
     </w:p>
     <w:p>
@@ -76,7 +76,7 @@
         <w:pStyle w:val="ListBullet"/>
       </w:pPr>
       <w:r>
-        <w:t>NEW: transparency wedge (“every price is on the page”) and “no lock-in / cancel anytime” folded through all pages — angles drawn from the competitor pricing analysis.</w:t>
+        <w:t>NEW: transparency wedge (“every price is on the page”) and “no lock-in / cancel anytime” folded through all pages, angles drawn from the competitor pricing analysis.</w:t>
       </w:r>
     </w:p>
     <w:p>
@@ -101,7 +101,7 @@
           <w:b/>
           <w:color w:val="B00000"/>
         </w:rPr>
-        <w:t>⚑ Two items still need your input — see the red flags inline: the footer name/link (Frank vs. Matthew) and a real proof number for the trust line. Nothing fabricated.</w:t>
+        <w:t>⚑ Two items still need your input, see the red flags inline: the footer name/link (Frank vs. Matthew) and a real proof number for the trust line. Nothing fabricated.</w:t>
       </w:r>
     </w:p>
     <w:p>
@@ -133,7 +133,7 @@
         <w:t xml:space="preserve">Positioning: </w:t>
       </w:r>
       <w:r>
-        <w:t>Practical custom websites for small and medium businesses that need calls, bookings, and visits — from leads and customers who need quotes, service details, hours, and directions.</w:t>
+        <w:t>Practical custom websites for small and medium businesses that need calls, bookings, and visits, from leads and customers who need quotes, service details, hours, and directions.</w:t>
       </w:r>
     </w:p>
     <w:p>
@@ -251,12 +251,12 @@
         <w:pStyle w:val="Heading3"/>
       </w:pPr>
       <w:r>
-        <w:t>A custom website for your business — live in 48 hours.</w:t>
-      </w:r>
-    </w:p>
-    <w:p>
-      <w:r>
-        <w:t>Custom websites for small and medium businesses in Niagara and Toronto, built so leads and customers can call, book, visit, or get a quote — and find your hours and directions fast.</w:t>
+        <w:t>A custom website for your business, live in 48 hours.</w:t>
+      </w:r>
+    </w:p>
+    <w:p>
+      <w:r>
+        <w:t>Custom websites for small and medium businesses in Niagara and Toronto, built so leads and customers can call, book, visit, or get a quote, and find your hours and directions fast.</w:t>
       </w:r>
     </w:p>
     <w:p>
@@ -300,7 +300,7 @@
           <w:b/>
           <w:color w:val="B00000"/>
         </w:rPr>
-        <w:t>⚑ [PROOF NUMBER NEEDED — e.g. “12+ sites launched” or a review count. Left blank rather than invented.]</w:t>
+        <w:t>⚑ [PROOF NUMBER NEEDED, e.g. “12+ sites launched” or a review count. Left blank rather than invented.]</w:t>
       </w:r>
     </w:p>
     <w:p>
@@ -388,12 +388,12 @@
     </w:p>
     <w:p>
       <w:r>
-        <w:t>Built for owner-operated small and medium businesses — auto shops, barbers, salons, tattoo artists, bakeries, contractors, performers, and appointment-based services — that want a real website without agency prices, long timelines, or cookie-cutter templates.</w:t>
-      </w:r>
-    </w:p>
-    <w:p>
-      <w:r>
-        <w:t>Every price is on the page. Most agencies make you request a quote first — here you can decide before you ever call.</w:t>
+        <w:t>Built for owner-operated small and medium businesses, auto shops, barbers, salons, tattoo artists, bakeries, contractors, performers, and appointment-based services, that want a real website without agency prices, long timelines, or cookie-cutter templates.</w:t>
+      </w:r>
+    </w:p>
+    <w:p>
+      <w:r>
+        <w:t>Every price is on the page. Most agencies make you request a quote first, here you can decide before you ever call.</w:t>
       </w:r>
     </w:p>
     <w:p>
@@ -402,7 +402,7 @@
           <w:b/>
           <w:sz w:val="26"/>
         </w:rPr>
-        <w:t>Starter — $497</w:t>
+        <w:t>Starter, $497</w:t>
       </w:r>
     </w:p>
     <w:p>
@@ -459,7 +459,7 @@
           <w:b/>
           <w:sz w:val="26"/>
         </w:rPr>
-        <w:t>Standard — $997</w:t>
+        <w:t>Standard, $997</w:t>
       </w:r>
       <w:r>
         <w:rPr>
@@ -523,7 +523,7 @@
           <w:b/>
           <w:sz w:val="26"/>
         </w:rPr>
-        <w:t>Premium — $1,497</w:t>
+        <w:t>Premium, $1,497</w:t>
       </w:r>
     </w:p>
     <w:p>
@@ -579,12 +579,12 @@
         <w:pStyle w:val="Heading2"/>
       </w:pPr>
       <w:r>
-        <w:t>Live — and looked after.</w:t>
-      </w:r>
-    </w:p>
-    <w:p>
-      <w:r>
-        <w:t>Your site is yours, with no lock-in. An optional care plan keeps it hosted, secure, backed up, and current — and small edits are included, not billed by the quarter-hour. Every price is published; cancel anytime, or pay yearly for two months free.</w:t>
+        <w:t>Live, and looked after.</w:t>
+      </w:r>
+    </w:p>
+    <w:p>
+      <w:r>
+        <w:t>Your site is yours, with no lock-in. An optional care plan keeps it hosted, secure, backed up, and current, and small edits are included, not billed by the quarter-hour. Every price is published; cancel anytime, or pay yearly for two months free.</w:t>
       </w:r>
     </w:p>
     <w:p>
@@ -593,7 +593,7 @@
           <w:b/>
           <w:sz w:val="26"/>
         </w:rPr>
-        <w:t>Essential — $XX/mo  ($XXX/yr)</w:t>
+        <w:t>Essential, $XX/mo ($XXX/yr)</w:t>
       </w:r>
     </w:p>
     <w:p>
@@ -650,7 +650,7 @@
           <w:b/>
           <w:sz w:val="26"/>
         </w:rPr>
-        <w:t>Growth — $XX/mo  ($XXX/yr)</w:t>
+        <w:t>Growth, $XX/mo ($XXX/yr)</w:t>
       </w:r>
       <w:r>
         <w:rPr>
@@ -706,7 +706,7 @@
           <w:b/>
           <w:sz w:val="26"/>
         </w:rPr>
-        <w:t>Pro — $XX/mo  ($XXX/yr)</w:t>
+        <w:t>Pro, $XX/mo ($XXX/yr)</w:t>
       </w:r>
     </w:p>
     <w:p>
@@ -759,7 +759,7 @@
     </w:p>
     <w:p>
       <w:r>
-        <w:t>New builds get the first month free on the matching plan. Prefer to handle your own updates? You can — single edits start at $XX, no plan required.</w:t>
+        <w:t>New builds get the first month free on the matching plan. Prefer to handle your own updates? You can, single edits start at $XX, no plan required.</w:t>
       </w:r>
     </w:p>
     <w:p>
@@ -768,7 +768,7 @@
           <w:b/>
           <w:color w:val="B00000"/>
         </w:rPr>
-        <w:t>⚑ [CARE-PLAN PRICING NOT FINAL — $XX / $XXX are placeholders. Recommendation on the table: $19 / $39 / $79 monthly. Drop final numbers in here and in the FAQ once decided.]</w:t>
+        <w:t>⚑ [CARE-PLAN PRICING NOT FINAL, $XX / $XXX are placeholders. Recommendation on the table: $19 / $39 / $79 monthly. Drop final numbers in here and in the FAQ once decided.]</w:t>
       </w:r>
     </w:p>
     <w:p>
@@ -789,7 +789,7 @@
         <w:pStyle w:val="Heading3"/>
       </w:pPr>
       <w:r>
-        <w:t>Niagara — web design for Niagara businesses</w:t>
+        <w:t>Niagara, web design for Niagara businesses</w:t>
       </w:r>
     </w:p>
     <w:p>
@@ -802,7 +802,7 @@
         <w:pStyle w:val="Heading3"/>
       </w:pPr>
       <w:r>
-        <w:t>Packages — affordable website design</w:t>
+        <w:t>Packages, affordable website design</w:t>
       </w:r>
     </w:p>
     <w:p>
@@ -815,7 +815,7 @@
         <w:pStyle w:val="Heading3"/>
       </w:pPr>
       <w:r>
-        <w:t>Format — one-page websites that convert</w:t>
+        <w:t>Format, one-page websites that convert</w:t>
       </w:r>
     </w:p>
     <w:p>
@@ -841,7 +841,7 @@
         <w:pStyle w:val="Heading3"/>
       </w:pPr>
       <w:r>
-        <w:t>1 — Understand</w:t>
+        <w:t>1. Understand</w:t>
       </w:r>
     </w:p>
     <w:p>
@@ -854,7 +854,7 @@
         <w:pStyle w:val="Heading3"/>
       </w:pPr>
       <w:r>
-        <w:t>2 — Shape</w:t>
+        <w:t>2. Shape</w:t>
       </w:r>
     </w:p>
     <w:p>
@@ -867,7 +867,7 @@
         <w:pStyle w:val="Heading3"/>
       </w:pPr>
       <w:r>
-        <w:t>3 — Build</w:t>
+        <w:t>3. Build</w:t>
       </w:r>
     </w:p>
     <w:p>
@@ -880,7 +880,7 @@
         <w:pStyle w:val="Heading3"/>
       </w:pPr>
       <w:r>
-        <w:t>4 — Launch</w:t>
+        <w:t>4. Launch</w:t>
       </w:r>
     </w:p>
     <w:p>
@@ -963,7 +963,7 @@
     </w:p>
     <w:p>
       <w:r>
-        <w:t>Every price is published up front — no “request a quote” maze. The build is a one-time $497, $997, or $1,497, and the right fit depends on how much copy, photography, booking flow, review support, and launch help you need. Keeping the site online afterward is an optional care plan, also priced openly.</w:t>
+        <w:t>Every price is published up front, no “request a quote” maze. The build is a one-time $497, $997, or $1,497, and the right fit depends on how much copy, photography, booking flow, review support, and launch help you need. Keeping the site online afterward is an optional care plan, also priced openly.</w:t>
       </w:r>
     </w:p>
     <w:p>
@@ -1015,7 +1015,7 @@
     </w:p>
     <w:p>
       <w:r>
-        <w:t>Website builders can work if you have the time and confidence to write, design, structure, and launch the site yourself. Well and Good is done for you — like the bigger online website services, but without a large setup fee or a $200-a-month plan — and built fast around your real business.</w:t>
+        <w:t>Website builders can work if you have the time and confidence to write, design, structure, and launch the site yourself. Well and Good is done for you, like the bigger online website services, but without a large setup fee or a $200-a-month plan, and built fast around your real business.</w:t>
       </w:r>
     </w:p>
     <w:p>
@@ -1028,7 +1028,7 @@
     </w:p>
     <w:p>
       <w:r>
-        <w:t>Hosting, security, backups, and small updates are handled through an optional care plan, published up front from $XX a month — no setup fee, no lock-in. Prefer not to subscribe? You can pay per edit instead.</w:t>
+        <w:t>Hosting, security, backups, and small updates are handled through an optional care plan, published up front from $XX a month, no setup fee, no lock-in. Prefer not to subscribe? You can pay per edit instead.</w:t>
       </w:r>
     </w:p>
     <w:p>
@@ -1041,7 +1041,7 @@
     </w:p>
     <w:p>
       <w:r>
-        <w:t>Yes. Send the change by message — hours, a photo, a price, a new section — and I make it for you. On the Growth and Pro care plans, small edits are included instead of billed by the quarter-hour.</w:t>
+        <w:t>Yes. Send the change by message, hours, a photo, a price, a new section, and I make it for you. On the Growth and Pro care plans, small edits are included instead of billed by the quarter-hour.</w:t>
       </w:r>
     </w:p>
     <w:p>
@@ -1054,7 +1054,7 @@
     </w:p>
     <w:p>
       <w:r>
-        <w:t>No. Care plans are month to month, you can cancel anytime, and you own your domain. Pay yearly if you’d like two months free — but you are never locked in.</w:t>
+        <w:t>No. Care plans are month to month, you can cancel anytime, and you own your domain. Pay yearly if you’d like two months free, but you are never locked in.</w:t>
       </w:r>
     </w:p>
     <w:p>
@@ -1121,7 +1121,7 @@
           <w:b/>
           <w:color w:val="B00000"/>
         </w:rPr>
-        <w:t>⚑ [CONFIRM NAME/LINK — doc currently shows “FrankBaggetta.ca” but the builder is Matthew Baggetta.]</w:t>
+        <w:t>⚑ [CONFIRM NAME/LINK, doc currently shows “FrankBaggetta.ca” but the builder is Matthew Baggetta.]</w:t>
       </w:r>
     </w:p>
     <w:p>
@@ -1225,7 +1225,7 @@
         <w:pStyle w:val="Heading3"/>
       </w:pPr>
       <w:r>
-        <w:t>Custom websites for Niagara businesses — built to win more local calls and bookings.</w:t>
+        <w:t>Custom websites for Niagara businesses, built to win more local calls and bookings.</w:t>
       </w:r>
     </w:p>
     <w:p>
@@ -1327,7 +1327,7 @@
           <w:b/>
           <w:sz w:val="26"/>
         </w:rPr>
-        <w:t>Starter — $497</w:t>
+        <w:t>Starter, $497</w:t>
       </w:r>
     </w:p>
     <w:p>
@@ -1360,7 +1360,7 @@
           <w:b/>
           <w:sz w:val="26"/>
         </w:rPr>
-        <w:t>Standard — $997</w:t>
+        <w:t>Standard, $997</w:t>
       </w:r>
       <w:r>
         <w:rPr>
@@ -1408,7 +1408,7 @@
           <w:b/>
           <w:sz w:val="26"/>
         </w:rPr>
-        <w:t>Premium — $1,497</w:t>
+        <w:t>Premium, $1,497</w:t>
       </w:r>
     </w:p>
     <w:p>
@@ -1634,7 +1634,7 @@
     </w:p>
     <w:p>
       <w:r>
-        <w:t>Every price is on the page — builds and care plans both. No “request a quote” maze, no surprise invoice. Most agencies nearby hide their pricing; here you decide before you ever call.</w:t>
+        <w:t>Every price is on the page, builds and care plans both. No “request a quote” maze, no surprise invoice. Most agencies nearby hide their pricing; here you decide before you ever call.</w:t>
       </w:r>
     </w:p>
     <w:p>
@@ -1795,7 +1795,7 @@
     </w:p>
     <w:p>
       <w:r>
-        <w:t>Keeping the site online afterward is an optional care plan from $XX a month — published up front, cancel anytime, and you own your domain. No lock-in, ever.</w:t>
+        <w:t>Keeping the site online afterward is an optional care plan from $XX a month, published up front, cancel anytime, and you own your domain. No lock-in, ever.</w:t>
       </w:r>
     </w:p>
     <w:p>
@@ -1804,7 +1804,7 @@
           <w:b/>
           <w:color w:val="B00000"/>
         </w:rPr>
-        <w:t>⚑ [CARE-PLAN PRICING placeholder $XX — keep in sync with the homepage care section.]</w:t>
+        <w:t>⚑ [CARE-PLAN PRICING placeholder $XX, keep in sync with the homepage care section.]</w:t>
       </w:r>
     </w:p>
     <w:p>
@@ -2152,7 +2152,7 @@
     </w:p>
     <w:p>
       <w:r>
-        <w:t>Clear prices up front, and an optional care plan to keep it current — month to month, no lock-in.</w:t>
+        <w:t>Clear prices up front, and an optional care plan to keep it current, month to month, no lock-in.</w:t>
       </w:r>
     </w:p>
     <w:p>
